--- a/Pausados/DF_18pasos/5_Matriz_Tazabilidad_18PuntosDF_MT001_15052026.docx
+++ b/Pausados/DF_18pasos/5_Matriz_Tazabilidad_18PuntosDF_MT001_15052026.docx
@@ -48,15 +48,7 @@
     </w:p>
     <w:p>
       <w:r>
-        <w:t xml:space="preserve">El presente documento tiene como finalidad establecer la trazabilidad funcional, técnica, operativa y de validación correspondiente a la implementación del </w:t>
-      </w:r>
-      <w:proofErr w:type="spellStart"/>
-      <w:r>
-        <w:t>Checklist</w:t>
-      </w:r>
-      <w:proofErr w:type="spellEnd"/>
-      <w:r>
-        <w:t xml:space="preserve"> 18 Puntos e Inspección Agrícola dentro del sistema SCP Control.</w:t>
+        <w:t>El presente documento tiene como finalidad establecer la trazabilidad funcional, técnica, operativa y de validación correspondiente a la implementación del Checklist 18 Puntos e Inspección Agrícola dentro del sistema SCP Control.</w:t>
       </w:r>
     </w:p>
     <w:p>
@@ -210,15 +202,7 @@
         </w:numPr>
       </w:pPr>
       <w:r>
-        <w:t xml:space="preserve">Replicación </w:t>
-      </w:r>
-      <w:proofErr w:type="spellStart"/>
-      <w:r>
-        <w:t>checklist</w:t>
-      </w:r>
-      <w:proofErr w:type="spellEnd"/>
-      <w:r>
-        <w:t xml:space="preserve"> entrada → salida. </w:t>
+        <w:t xml:space="preserve">Replicación checklist entrada → salida. </w:t>
       </w:r>
     </w:p>
     <w:p>
@@ -756,15 +740,7 @@
     </w:p>
     <w:p>
       <w:r>
-        <w:t xml:space="preserve">Derivado de auditoría OEA realizada en patio Nuevo Laredo, se identificó la necesidad de homologar el </w:t>
-      </w:r>
-      <w:proofErr w:type="spellStart"/>
-      <w:r>
-        <w:t>checklist</w:t>
-      </w:r>
-      <w:proofErr w:type="spellEnd"/>
-      <w:r>
-        <w:t xml:space="preserve"> vehicular utilizado dentro de SCP Control.</w:t>
+        <w:t>Derivado de auditoría OEA realizada en patio Nuevo Laredo, se identificó la necesidad de homologar el checklist vehicular utilizado dentro de SCP Control.</w:t>
       </w:r>
     </w:p>
     <w:p>
@@ -780,15 +756,7 @@
         </w:numPr>
       </w:pPr>
       <w:r>
-        <w:t xml:space="preserve">Incremento </w:t>
-      </w:r>
-      <w:proofErr w:type="spellStart"/>
-      <w:r>
-        <w:t>checklist</w:t>
-      </w:r>
-      <w:proofErr w:type="spellEnd"/>
-      <w:r>
-        <w:t xml:space="preserve"> de 17 a 18 puntos. </w:t>
+        <w:t xml:space="preserve">Incremento checklist de 17 a 18 puntos. </w:t>
       </w:r>
     </w:p>
     <w:p>
@@ -821,15 +789,7 @@
         </w:numPr>
       </w:pPr>
       <w:r>
-        <w:t xml:space="preserve">Replicación </w:t>
-      </w:r>
-      <w:proofErr w:type="spellStart"/>
-      <w:r>
-        <w:t>checklist</w:t>
-      </w:r>
-      <w:proofErr w:type="spellEnd"/>
-      <w:r>
-        <w:t xml:space="preserve"> entrada hacia salida. </w:t>
+        <w:t xml:space="preserve">Replicación checklist entrada hacia salida. </w:t>
       </w:r>
     </w:p>
     <w:p>
@@ -1251,7 +1211,7 @@
           </w:tcPr>
           <w:p>
             <w:r>
-              <w:t>QA OK</w:t>
+              <w:t>OK</w:t>
             </w:r>
           </w:p>
         </w:tc>
@@ -1293,15 +1253,7 @@
           </w:tcPr>
           <w:p>
             <w:r>
-              <w:t xml:space="preserve">Replicación </w:t>
-            </w:r>
-            <w:proofErr w:type="spellStart"/>
-            <w:r>
-              <w:t>checklist</w:t>
-            </w:r>
-            <w:proofErr w:type="spellEnd"/>
-            <w:r>
-              <w:t xml:space="preserve"> salida</w:t>
+              <w:t>Replicación checklist salida</w:t>
             </w:r>
           </w:p>
         </w:tc>
@@ -1373,7 +1325,7 @@
           </w:tcPr>
           <w:p>
             <w:r>
-              <w:t>QA OK</w:t>
+              <w:t>OK</w:t>
             </w:r>
           </w:p>
         </w:tc>
@@ -1414,15 +1366,7 @@
           </w:tcPr>
           <w:p>
             <w:r>
-              <w:t xml:space="preserve">Persistencia </w:t>
-            </w:r>
-            <w:proofErr w:type="spellStart"/>
-            <w:r>
-              <w:t>checklist</w:t>
-            </w:r>
-            <w:proofErr w:type="spellEnd"/>
-            <w:r>
-              <w:t xml:space="preserve"> agrícola</w:t>
+              <w:t>Persistencia checklist agrícola</w:t>
             </w:r>
           </w:p>
         </w:tc>
@@ -1445,11 +1389,9 @@
             <w:hideMark/>
           </w:tcPr>
           <w:p>
-            <w:proofErr w:type="spellStart"/>
             <w:r>
               <w:t>tb_c_check_unidad</w:t>
             </w:r>
-            <w:proofErr w:type="spellEnd"/>
           </w:p>
         </w:tc>
         <w:tc>
@@ -1496,7 +1438,7 @@
           </w:tcPr>
           <w:p>
             <w:r>
-              <w:t>QA OK</w:t>
+              <w:t>OK</w:t>
             </w:r>
           </w:p>
         </w:tc>
@@ -1609,7 +1551,7 @@
           </w:tcPr>
           <w:p>
             <w:r>
-              <w:t>QA OK</w:t>
+              <w:t>OK</w:t>
             </w:r>
           </w:p>
         </w:tc>
@@ -1722,7 +1664,7 @@
           </w:tcPr>
           <w:p>
             <w:r>
-              <w:t>QA OK</w:t>
+              <w:t>OK</w:t>
             </w:r>
           </w:p>
         </w:tc>
@@ -1835,7 +1777,7 @@
           </w:tcPr>
           <w:p>
             <w:r>
-              <w:t>QA OK</w:t>
+              <w:t>OK</w:t>
             </w:r>
           </w:p>
         </w:tc>
@@ -1948,7 +1890,7 @@
           </w:tcPr>
           <w:p>
             <w:r>
-              <w:t>QA OK</w:t>
+              <w:t>OK</w:t>
             </w:r>
           </w:p>
         </w:tc>
@@ -2061,7 +2003,7 @@
           </w:tcPr>
           <w:p>
             <w:r>
-              <w:t>QA OK</w:t>
+              <w:t>OK</w:t>
             </w:r>
           </w:p>
         </w:tc>
@@ -2314,15 +2256,7 @@
           </w:tcPr>
           <w:p>
             <w:r>
-              <w:t xml:space="preserve">Replicación </w:t>
-            </w:r>
-            <w:proofErr w:type="spellStart"/>
-            <w:r>
-              <w:t>checklist</w:t>
-            </w:r>
-            <w:proofErr w:type="spellEnd"/>
-            <w:r>
-              <w:t xml:space="preserve"> salida</w:t>
+              <w:t>Replicación checklist salida</w:t>
             </w:r>
           </w:p>
         </w:tc>
@@ -3171,7 +3105,7 @@
           </w:tcPr>
           <w:p>
             <w:r>
-              <w:t>VALIDADO PENDIENTE DE FIRMA</w:t>
+              <w:t>APROBADO</w:t>
             </w:r>
           </w:p>
         </w:tc>
@@ -3649,7 +3583,7 @@
               <w:tblLook w:val="04A0" w:firstRow="1" w:lastRow="0" w:firstColumn="1" w:lastColumn="0" w:noHBand="0" w:noVBand="1"/>
             </w:tblPr>
             <w:tblGrid>
-              <w:gridCol w:w="2756"/>
+              <w:gridCol w:w="1021"/>
             </w:tblGrid>
             <w:tr>
               <w:trPr>
@@ -3663,7 +3597,7 @@
                 </w:tcPr>
                 <w:p>
                   <w:r>
-                    <w:t>Ejecutado - Pendiente Firma</w:t>
+                    <w:t>Aprobado</w:t>
                   </w:r>
                 </w:p>
               </w:tc>
@@ -3716,7 +3650,7 @@
           </w:tcPr>
           <w:p>
             <w:r>
-              <w:t>Pendiente Firma</w:t>
+              <w:t>Aprobado</w:t>
             </w:r>
           </w:p>
         </w:tc>
@@ -3906,7 +3840,7 @@
           </w:tcPr>
           <w:p>
             <w:r>
-              <w:t>Ejecutado - Pendiente Firma</w:t>
+              <w:t>Aprobado</w:t>
             </w:r>
           </w:p>
         </w:tc>
@@ -3947,7 +3881,7 @@
           </w:tcPr>
           <w:p>
             <w:r>
-              <w:t>Pendiente</w:t>
+              <w:t>Aprobado</w:t>
             </w:r>
           </w:p>
         </w:tc>
@@ -3988,7 +3922,7 @@
           </w:tcPr>
           <w:p>
             <w:r>
-              <w:t>Pendiente</w:t>
+              <w:t>Aprobado</w:t>
             </w:r>
           </w:p>
         </w:tc>
@@ -4056,15 +3990,7 @@
     </w:p>
     <w:p>
       <w:r>
-        <w:t xml:space="preserve">Actualmente la solución correspondiente al </w:t>
-      </w:r>
-      <w:proofErr w:type="spellStart"/>
-      <w:r>
-        <w:t>Checklist</w:t>
-      </w:r>
-      <w:proofErr w:type="spellEnd"/>
-      <w:r>
-        <w:t xml:space="preserve"> 18 Puntos e Inspección Agrícola se encuentra:</w:t>
+        <w:t>Actualmente la solución correspondiente al Checklist 18 Puntos e Inspección Agrícola se encuentra:</w:t>
       </w:r>
     </w:p>
     <w:tbl>
@@ -4341,7 +4267,7 @@
           </w:tcPr>
           <w:p>
             <w:r>
-              <w:t>EJECUTADO</w:t>
+              <w:t>APROBADO</w:t>
             </w:r>
           </w:p>
         </w:tc>
@@ -4371,7 +4297,7 @@
           </w:tcPr>
           <w:p>
             <w:r>
-              <w:t>PENDIENTE AUTORIZACIÓN</w:t>
+              <w:t>APROBADO</w:t>
             </w:r>
           </w:p>
         </w:tc>
@@ -4445,15 +4371,7 @@
         </w:numPr>
       </w:pPr>
       <w:r>
-        <w:t xml:space="preserve">La implementación reutiliza lógica existente del </w:t>
-      </w:r>
-      <w:proofErr w:type="spellStart"/>
-      <w:r>
-        <w:t>checklist</w:t>
-      </w:r>
-      <w:proofErr w:type="spellEnd"/>
-      <w:r>
-        <w:t xml:space="preserve"> actual. </w:t>
+        <w:t xml:space="preserve">La implementación reutiliza lógica existente del checklist actual. </w:t>
       </w:r>
     </w:p>
     <w:p>
@@ -4729,15 +4647,7 @@
           </w:tcPr>
           <w:p>
             <w:r>
-              <w:t xml:space="preserve">Error </w:t>
-            </w:r>
-            <w:proofErr w:type="spellStart"/>
-            <w:r>
-              <w:t>checklist</w:t>
-            </w:r>
-            <w:proofErr w:type="spellEnd"/>
-            <w:r>
-              <w:t xml:space="preserve"> salida</w:t>
+              <w:t>Error checklist salida</w:t>
             </w:r>
           </w:p>
         </w:tc>
@@ -4778,15 +4688,7 @@
           </w:tcPr>
           <w:p>
             <w:r>
-              <w:t xml:space="preserve">Error </w:t>
-            </w:r>
-            <w:proofErr w:type="spellStart"/>
-            <w:r>
-              <w:t>export</w:t>
-            </w:r>
-            <w:proofErr w:type="spellEnd"/>
-            <w:r>
-              <w:t xml:space="preserve"> Excel</w:t>
+              <w:t>Error export Excel</w:t>
             </w:r>
           </w:p>
         </w:tc>
@@ -4920,15 +4822,7 @@
     </w:p>
     <w:p>
       <w:r>
-        <w:t xml:space="preserve">La solución correspondiente al proyecto </w:t>
-      </w:r>
-      <w:proofErr w:type="spellStart"/>
-      <w:r>
-        <w:t>Checklist</w:t>
-      </w:r>
-      <w:proofErr w:type="spellEnd"/>
-      <w:r>
-        <w:t xml:space="preserve"> 18 Puntos — Daños y Faltantes cuenta actualmente con:</w:t>
+        <w:t>La solución correspondiente al proyecto Checklist 18 Puntos — Daños y Faltantes cuenta actualmente con:</w:t>
       </w:r>
     </w:p>
     <w:p>
@@ -5010,15 +4904,7 @@
     </w:p>
     <w:p>
       <w:r>
-        <w:t xml:space="preserve">La solución correspondiente al proyecto </w:t>
-      </w:r>
-      <w:proofErr w:type="spellStart"/>
-      <w:r>
-        <w:t>Checklist</w:t>
-      </w:r>
-      <w:proofErr w:type="spellEnd"/>
-      <w:r>
-        <w:t xml:space="preserve"> 18 Puntos – Daños y Faltantes cuenta con validación técnica, funcional, QA y ejecución satisfactoria de pruebas UAT. La autorización de liberación a producción permanece pendiente hasta contar con las firmas de conformidad correspondientes y la aprobación formal del negocio.</w:t>
+        <w:t>La solución correspondiente al proyecto Checklist 18 Puntos – Daños y Faltantes cuenta con validación técnica, funcional, QA y ejecución satisfactoria de pruebas UAT. La autorización de liberación a producción permanece pendiente hasta contar con las firmas de conformidad correspondientes y la aprobación formal del negocio.</w:t>
       </w:r>
       <w:r>
         <w:pict w14:anchorId="108159BA">
@@ -5470,7 +5356,7 @@
           </w:tcPr>
           <w:p>
             <w:r>
-              <w:t>Ejecutado</w:t>
+              <w:t>Aprobado</w:t>
             </w:r>
           </w:p>
         </w:tc>
@@ -5499,7 +5385,7 @@
           </w:tcPr>
           <w:p>
             <w:r>
-              <w:t>Pendiente Firma</w:t>
+              <w:t>Aprobado</w:t>
             </w:r>
           </w:p>
         </w:tc>
@@ -5528,7 +5414,7 @@
           </w:tcPr>
           <w:p>
             <w:r>
-              <w:t>Pendiente Autorización</w:t>
+              <w:t>Aprobado</w:t>
             </w:r>
           </w:p>
         </w:tc>
@@ -5772,7 +5658,7 @@
 <w:numbering xmlns:wpc="http://schemas.microsoft.com/office/word/2010/wordprocessingCanvas" xmlns:cx="http://schemas.microsoft.com/office/drawing/2014/chartex" xmlns:cx1="http://schemas.microsoft.com/office/drawing/2015/9/8/chartex" xmlns:cx2="http://schemas.microsoft.com/office/drawing/2015/10/21/chartex" xmlns:cx3="http://schemas.microsoft.com/office/drawing/2016/5/9/chartex" xmlns:cx4="http://schemas.microsoft.com/office/drawing/2016/5/10/chartex" xmlns:cx5="http://schemas.microsoft.com/office/drawing/2016/5/11/chartex" xmlns:cx6="http://schemas.microsoft.com/office/drawing/2016/5/12/chartex" xmlns:cx7="http://schemas.microsoft.com/office/drawing/2016/5/13/chartex" xmlns:cx8="http://schemas.microsoft.com/office/drawing/2016/5/14/chartex" xmlns:mc="http://schemas.openxmlformats.org/markup-compatibility/2006" xmlns:aink="http://schemas.microsoft.com/office/drawing/2016/ink" xmlns:am3d="http://schemas.microsoft.com/office/drawing/2017/model3d" xmlns:o="urn:schemas-microsoft-com:office:office" xmlns:oel="http://schemas.microsoft.com/office/2019/extlst" xmlns:r="http://schemas.openxmlformats.org/officeDocument/2006/relationships" xmlns:m="http://schemas.openxmlformats.org/officeDocument/2006/math" xmlns:v="urn:schemas-microsoft-com:vml" xmlns:wp14="http://schemas.microsoft.com/office/word/2010/wordprocessingDrawing" xmlns:wp="http://schemas.openxmlformats.org/drawingml/2006/wordprocessingDrawing" xmlns:w10="urn:schemas-microsoft-com:office:word" xmlns:w="http://schemas.openxmlformats.org/wordprocessingml/2006/main" xmlns:w14="http://schemas.microsoft.com/office/word/2010/wordml" xmlns:w15="http://schemas.microsoft.com/office/word/2012/wordml" xmlns:w16cex="http://schemas.microsoft.com/office/word/2018/wordml/cex" xmlns:w16cid="http://schemas.microsoft.com/office/word/2016/wordml/cid" xmlns:w16="http://schemas.microsoft.com/office/word/2018/wordml" xmlns:w16du="http://schemas.microsoft.com/office/word/2023/wordml/word16du" xmlns:w16sdtdh="http://schemas.microsoft.com/office/word/2020/wordml/sdtdatahash" xmlns:w16sdtfl="http://schemas.microsoft.com/office/word/2024/wordml/sdtformatlock" xmlns:w16se="http://schemas.microsoft.com/office/word/2015/wordml/symex" xmlns:wpg="http://schemas.microsoft.com/office/word/2010/wordprocessingGroup" xmlns:wpi="http://schemas.microsoft.com/office/word/2010/wordprocessingInk" xmlns:wne="http://schemas.microsoft.com/office/word/2006/wordml" xmlns:wps="http://schemas.microsoft.com/office/word/2010/wordprocessingShape" mc:Ignorable="w14 w15 w16se w16cid w16 w16cex w16sdtdh w16sdtfl w16du wp14">
   <w:numPicBullet w:numPicBulletId="0">
     <w:pict>
-      <v:rect id="_x0000_i1050" style="width:0;height:1.5pt" o:hralign="center" o:bullet="t" o:hrstd="t" o:hr="t" fillcolor="#a0a0a0" stroked="f"/>
+      <v:rect id="_x0000_i1040" style="width:0;height:1.5pt" o:hralign="center" o:bullet="t" o:hrstd="t" o:hr="t" fillcolor="#a0a0a0" stroked="f"/>
     </w:pict>
   </w:numPicBullet>
   <w:abstractNum w:abstractNumId="0" w15:restartNumberingAfterBreak="0">
